--- a/resources/dist/mapmaker/sheets/revolutionary-battles-1775-1776-teacher-notes-en.docx
+++ b/resources/dist/mapmaker/sheets/revolutionary-battles-1775-1776-teacher-notes-en.docx
@@ -45,7 +45,7 @@
         </w:rPr>
         <w:t xml:space="preserve">Map: </w:t>
       </w:r>
-      <w:hyperlink w:history="1" r:id="rId350kzvesbx4z22j_cnxuq">
+      <w:hyperlink w:history="1" r:id="rId5vczd5kyb4yt8pla8exa4">
         <w:r>
           <w:rPr>
             <w:color w:val="0A4FA8"/>
@@ -307,7 +307,7 @@
         </w:numPr>
         <w:spacing w:after="60"/>
       </w:pPr>
-      <w:hyperlink w:history="1" r:id="rIdwu7yfni92cxpdezcph08f">
+      <w:hyperlink w:history="1" r:id="rIdcyxiw3pzumctwb3zpo99y">
         <w:r>
           <w:rPr>
             <w:color w:val="0A4FA8"/>
@@ -329,7 +329,7 @@
         </w:numPr>
         <w:spacing w:after="60"/>
       </w:pPr>
-      <w:hyperlink w:history="1" r:id="rIdwpozy31svno7huxe0i8mo">
+      <w:hyperlink w:history="1" r:id="rIdee6ay6hsito2aw7yy3-lp">
         <w:r>
           <w:rPr>
             <w:color w:val="0A4FA8"/>
@@ -351,7 +351,7 @@
         </w:numPr>
         <w:spacing w:after="60"/>
       </w:pPr>
-      <w:hyperlink w:history="1" r:id="rIdepmdgprweyemof4s20ooi">
+      <w:hyperlink w:history="1" r:id="rIdk-4d-tdrkormxul3pl-py">
         <w:r>
           <w:rPr>
             <w:color w:val="0A4FA8"/>

--- a/resources/dist/mapmaker/sheets/revolutionary-battles-1775-1776-teacher-notes-en.docx
+++ b/resources/dist/mapmaker/sheets/revolutionary-battles-1775-1776-teacher-notes-en.docx
@@ -45,7 +45,7 @@
         </w:rPr>
         <w:t xml:space="preserve">Map: </w:t>
       </w:r>
-      <w:hyperlink w:history="1" r:id="rId5vczd5kyb4yt8pla8exa4">
+      <w:hyperlink w:history="1" r:id="rIdsk-3ucee2chsjqkqspwzz">
         <w:r>
           <w:rPr>
             <w:color w:val="0A4FA8"/>
@@ -307,7 +307,7 @@
         </w:numPr>
         <w:spacing w:after="60"/>
       </w:pPr>
-      <w:hyperlink w:history="1" r:id="rIdcyxiw3pzumctwb3zpo99y">
+      <w:hyperlink w:history="1" r:id="rIdx_ci-dik5xyi-hadbczbh">
         <w:r>
           <w:rPr>
             <w:color w:val="0A4FA8"/>
@@ -329,7 +329,7 @@
         </w:numPr>
         <w:spacing w:after="60"/>
       </w:pPr>
-      <w:hyperlink w:history="1" r:id="rIdee6ay6hsito2aw7yy3-lp">
+      <w:hyperlink w:history="1" r:id="rIdo7jdvpctzyior-vje9mhq">
         <w:r>
           <w:rPr>
             <w:color w:val="0A4FA8"/>
@@ -351,7 +351,7 @@
         </w:numPr>
         <w:spacing w:after="60"/>
       </w:pPr>
-      <w:hyperlink w:history="1" r:id="rIdk-4d-tdrkormxul3pl-py">
+      <w:hyperlink w:history="1" r:id="rId0otqsa8w-p50n2tkdpz4t">
         <w:r>
           <w:rPr>
             <w:color w:val="0A4FA8"/>

--- a/resources/dist/mapmaker/sheets/revolutionary-battles-1775-1776-teacher-notes-en.docx
+++ b/resources/dist/mapmaker/sheets/revolutionary-battles-1775-1776-teacher-notes-en.docx
@@ -45,7 +45,7 @@
         </w:rPr>
         <w:t xml:space="preserve">Map: </w:t>
       </w:r>
-      <w:hyperlink w:history="1" r:id="rIdsk-3ucee2chsjqkqspwzz">
+      <w:hyperlink w:history="1" r:id="rId25iq4upptvf79iaf7u5gh">
         <w:r>
           <w:rPr>
             <w:color w:val="0A4FA8"/>
@@ -307,7 +307,7 @@
         </w:numPr>
         <w:spacing w:after="60"/>
       </w:pPr>
-      <w:hyperlink w:history="1" r:id="rIdx_ci-dik5xyi-hadbczbh">
+      <w:hyperlink w:history="1" r:id="rId-i58nqa1sourpmricvnea">
         <w:r>
           <w:rPr>
             <w:color w:val="0A4FA8"/>
@@ -329,7 +329,7 @@
         </w:numPr>
         <w:spacing w:after="60"/>
       </w:pPr>
-      <w:hyperlink w:history="1" r:id="rIdo7jdvpctzyior-vje9mhq">
+      <w:hyperlink w:history="1" r:id="rIdlc7astzjmoovgqzyskwoy">
         <w:r>
           <w:rPr>
             <w:color w:val="0A4FA8"/>
@@ -351,7 +351,7 @@
         </w:numPr>
         <w:spacing w:after="60"/>
       </w:pPr>
-      <w:hyperlink w:history="1" r:id="rId0otqsa8w-p50n2tkdpz4t">
+      <w:hyperlink w:history="1" r:id="rId4bupfgr8jl9ice1n7qe-q">
         <w:r>
           <w:rPr>
             <w:color w:val="0A4FA8"/>
@@ -2815,7 +2815,7 @@
       <w:pStyle w:val="Credits"/>
     </w:pPr>
     <w:r>
-      <w:t xml:space="preserve">Teacher notes: 1775–1776 Revolutionary Battles, 0.8.0. For teachers.</w:t>
+      <w:t xml:space="preserve">Teacher notes: 1775–1776 Revolutionary Battles, 0.8.1. For teachers.</w:t>
     </w:r>
   </w:p>
 </w:ftr>

--- a/resources/dist/mapmaker/sheets/revolutionary-battles-1775-1776-teacher-notes-en.docx
+++ b/resources/dist/mapmaker/sheets/revolutionary-battles-1775-1776-teacher-notes-en.docx
@@ -45,7 +45,7 @@
         </w:rPr>
         <w:t xml:space="preserve">Map: </w:t>
       </w:r>
-      <w:hyperlink w:history="1" r:id="rId25iq4upptvf79iaf7u5gh">
+      <w:hyperlink w:history="1" r:id="rId5xykrohrasishpkdnow7n">
         <w:r>
           <w:rPr>
             <w:color w:val="0A4FA8"/>
@@ -307,7 +307,7 @@
         </w:numPr>
         <w:spacing w:after="60"/>
       </w:pPr>
-      <w:hyperlink w:history="1" r:id="rId-i58nqa1sourpmricvnea">
+      <w:hyperlink w:history="1" r:id="rIdtwp3ucdbe3tv0l1kb_n-l">
         <w:r>
           <w:rPr>
             <w:color w:val="0A4FA8"/>
@@ -329,7 +329,7 @@
         </w:numPr>
         <w:spacing w:after="60"/>
       </w:pPr>
-      <w:hyperlink w:history="1" r:id="rIdlc7astzjmoovgqzyskwoy">
+      <w:hyperlink w:history="1" r:id="rIdbl-vmjysuwaaeor3tpju1">
         <w:r>
           <w:rPr>
             <w:color w:val="0A4FA8"/>
@@ -351,7 +351,7 @@
         </w:numPr>
         <w:spacing w:after="60"/>
       </w:pPr>
-      <w:hyperlink w:history="1" r:id="rId4bupfgr8jl9ice1n7qe-q">
+      <w:hyperlink w:history="1" r:id="rId8hbchbh54svojbqimltwx">
         <w:r>
           <w:rPr>
             <w:color w:val="0A4FA8"/>

--- a/resources/dist/mapmaker/sheets/revolutionary-battles-1775-1776-teacher-notes-en.docx
+++ b/resources/dist/mapmaker/sheets/revolutionary-battles-1775-1776-teacher-notes-en.docx
@@ -45,7 +45,7 @@
         </w:rPr>
         <w:t xml:space="preserve">Map: </w:t>
       </w:r>
-      <w:hyperlink w:history="1" r:id="rId5xykrohrasishpkdnow7n">
+      <w:hyperlink w:history="1" r:id="rIdjt-4vkcfrrzi76qtrbrsp">
         <w:r>
           <w:rPr>
             <w:color w:val="0A4FA8"/>
@@ -307,7 +307,7 @@
         </w:numPr>
         <w:spacing w:after="60"/>
       </w:pPr>
-      <w:hyperlink w:history="1" r:id="rIdtwp3ucdbe3tv0l1kb_n-l">
+      <w:hyperlink w:history="1" r:id="rIdptk8etu_7qoh7lyidhjya">
         <w:r>
           <w:rPr>
             <w:color w:val="0A4FA8"/>
@@ -329,7 +329,7 @@
         </w:numPr>
         <w:spacing w:after="60"/>
       </w:pPr>
-      <w:hyperlink w:history="1" r:id="rIdbl-vmjysuwaaeor3tpju1">
+      <w:hyperlink w:history="1" r:id="rIdsrcqiqzphjvmbvjunai5z">
         <w:r>
           <w:rPr>
             <w:color w:val="0A4FA8"/>
@@ -351,7 +351,7 @@
         </w:numPr>
         <w:spacing w:after="60"/>
       </w:pPr>
-      <w:hyperlink w:history="1" r:id="rId8hbchbh54svojbqimltwx">
+      <w:hyperlink w:history="1" r:id="rIdvnvfsniszwe6sxr8cotca">
         <w:r>
           <w:rPr>
             <w:color w:val="0A4FA8"/>
@@ -477,6 +477,15 @@
     </w:p>
     <w:p>
       <w:pPr>
+        <w:spacing w:after="40"/>
+        <w:ind w:left="900" w:hanging="360"/>
+      </w:pPr>
+      <w:r>
+        <w:t xml:space="preserve">7.	Use Measure for the straight-line distance from Boston to Concord.</w:t>
+      </w:r>
+    </w:p>
+    <w:p>
+      <w:pPr>
         <w:spacing w:after="100"/>
         <w:ind w:left="360"/>
       </w:pPr>
@@ -623,7 +632,7 @@
         <w:t xml:space="preserve">Accept answers that: </w:t>
       </w:r>
       <w:r>
-        <w:t xml:space="preserve">A good answer lists most of the 21 battles under the right year (8 in 1775, 13 in 1776), names Massachusetts, New York, Virginia and Quebec for 1775 and adds North Carolina, South Carolina, New Jersey and Rhode Island for 1776, and says that the fighting began around Boston and then spread along the coast, with most battles from August 1776 in New York and New Jersey, where the British won nearly all of them.</w:t>
+        <w:t xml:space="preserve">A good answer names Massachusetts, New York and Virginia, and Quebec (a British province, not one of the thirteen colonies), for 1775 and adds North Carolina, South Carolina, New Jersey and Rhode Island for 1776, and says that the fighting began around Boston and then spread along the coast, with most battles from August 1776 in New York and New Jersey, where the British won nearly all of them.</w:t>
       </w:r>
     </w:p>
     <w:p>
@@ -1054,7 +1063,7 @@
         <w:t xml:space="preserve">Accept answers that: </w:t>
       </w:r>
       <w:r>
-        <w:t xml:space="preserve">A good answer names at least New York and Philadelphia, gives both distances within range, and says that New York is in the middle of the coast, a day or two's sail from Boston, Philadelphia and the Chesapeake, with a deep harbor and the Hudson River leading north, so a navy there could reach the other big ports and cut New England off from the rest of the colonies.</w:t>
+        <w:t xml:space="preserve">A good answer names at least New York and Philadelphia, gives both distances within range, and uses the map to say that New York is a major port in the middle of the coast, about 80 miles from Philadelphia and 190 from Boston by Measure, so a navy based there could reach the other big ports and cut New England off from the colonies to the south.</w:t>
       </w:r>
     </w:p>
     <w:p>
@@ -1157,7 +1166,16 @@
         <w:ind w:left="900" w:hanging="360"/>
       </w:pPr>
       <w:r>
-        <w:t xml:space="preserve">6.	Ask: how did 1776 end for Washington's army?</w:t>
+        <w:t xml:space="preserve">6.	Use Measure for the distance from New York City to Trenton.</w:t>
+      </w:r>
+    </w:p>
+    <w:p>
+      <w:pPr>
+        <w:spacing w:after="40"/>
+        <w:ind w:left="900" w:hanging="360"/>
+      </w:pPr>
+      <w:r>
+        <w:t xml:space="preserve">7.	Ask: how did 1776 end for Washington's army?</w:t>
       </w:r>
     </w:p>
     <w:p>
@@ -2744,7 +2762,7 @@
         <w:spacing w:before="360"/>
       </w:pPr>
       <w:r>
-        <w:t xml:space="preserve">Map data: American Battlefield Trust; National Park Service, American Battlefield Protection Program; Chris Bunin and Peter Trentacoste (2026), from National Park Service, US Army Center of Military History and Library of Congress sources; National Geographic Society and Virginia Geographic Alliance, from the Historical Atlas of the United States (1988); Jay Feyerabend, master's thesis, James Madison University (2021).</w:t>
+        <w:t xml:space="preserve">Map data: American Battlefield Trust; National Park Service, American Battlefield Protection Program; Chris Bunin and Peter Trentacoste (2026), from National Park Service, US Army Center of Military History and Library of Congress sources; National Geographic Society and Virginia Geographic Alliance, from the Historical Atlas of the United States (1988); National Geographic Society and Virginia Geographic Alliance, from the Historical Atlas of the United States (1988); the reservation is in the Proclamation's text (Avalon Project, Yale Law School); Jay Feyerabend, master's thesis, James Madison University (2021).</w:t>
       </w:r>
     </w:p>
     <w:p>
@@ -2815,7 +2833,7 @@
       <w:pStyle w:val="Credits"/>
     </w:pPr>
     <w:r>
-      <w:t xml:space="preserve">Teacher notes: 1775–1776 Revolutionary Battles, 0.8.1. For teachers.</w:t>
+      <w:t xml:space="preserve">Teacher notes: 1775–1776 Revolutionary Battles, 0.9.0. For teachers.</w:t>
     </w:r>
   </w:p>
 </w:ftr>

--- a/resources/dist/mapmaker/sheets/revolutionary-battles-1775-1776-teacher-notes-en.docx
+++ b/resources/dist/mapmaker/sheets/revolutionary-battles-1775-1776-teacher-notes-en.docx
@@ -45,7 +45,7 @@
         </w:rPr>
         <w:t xml:space="preserve">Map: </w:t>
       </w:r>
-      <w:hyperlink w:history="1" r:id="rIdjt-4vkcfrrzi76qtrbrsp">
+      <w:hyperlink w:history="1" r:id="rIdblj1cisqyfq0xuzb5ryq6">
         <w:r>
           <w:rPr>
             <w:color w:val="0A4FA8"/>
@@ -307,7 +307,7 @@
         </w:numPr>
         <w:spacing w:after="60"/>
       </w:pPr>
-      <w:hyperlink w:history="1" r:id="rIdptk8etu_7qoh7lyidhjya">
+      <w:hyperlink w:history="1" r:id="rId6mj7vg_hx8yjfudiv8lpc">
         <w:r>
           <w:rPr>
             <w:color w:val="0A4FA8"/>
@@ -329,7 +329,7 @@
         </w:numPr>
         <w:spacing w:after="60"/>
       </w:pPr>
-      <w:hyperlink w:history="1" r:id="rIdsrcqiqzphjvmbvjunai5z">
+      <w:hyperlink w:history="1" r:id="rIdofikwwhqbunhm0co4egtu">
         <w:r>
           <w:rPr>
             <w:color w:val="0A4FA8"/>
@@ -351,7 +351,7 @@
         </w:numPr>
         <w:spacing w:after="60"/>
       </w:pPr>
-      <w:hyperlink w:history="1" r:id="rIdvnvfsniszwe6sxr8cotca">
+      <w:hyperlink w:history="1" r:id="rId0a6zpisfyzlgzzwe3o1yj">
         <w:r>
           <w:rPr>
             <w:color w:val="0A4FA8"/>
@@ -2833,7 +2833,7 @@
       <w:pStyle w:val="Credits"/>
     </w:pPr>
     <w:r>
-      <w:t xml:space="preserve">Teacher notes: 1775–1776 Revolutionary Battles, 0.9.0. For teachers.</w:t>
+      <w:t xml:space="preserve">Teacher notes: 1775–1776 Revolutionary Battles, 0.9.1. For teachers.</w:t>
     </w:r>
   </w:p>
 </w:ftr>

--- a/resources/dist/mapmaker/sheets/revolutionary-battles-1775-1776-teacher-notes-en.docx
+++ b/resources/dist/mapmaker/sheets/revolutionary-battles-1775-1776-teacher-notes-en.docx
@@ -45,7 +45,7 @@
         </w:rPr>
         <w:t xml:space="preserve">Map: </w:t>
       </w:r>
-      <w:hyperlink w:history="1" r:id="rIdblj1cisqyfq0xuzb5ryq6">
+      <w:hyperlink w:history="1" r:id="rIdwqw6xphqt9jdw8typlqy9">
         <w:r>
           <w:rPr>
             <w:color w:val="0A4FA8"/>
@@ -307,7 +307,7 @@
         </w:numPr>
         <w:spacing w:after="60"/>
       </w:pPr>
-      <w:hyperlink w:history="1" r:id="rId6mj7vg_hx8yjfudiv8lpc">
+      <w:hyperlink w:history="1" r:id="rId51pxhbibingkpkswcynil">
         <w:r>
           <w:rPr>
             <w:color w:val="0A4FA8"/>
@@ -329,7 +329,7 @@
         </w:numPr>
         <w:spacing w:after="60"/>
       </w:pPr>
-      <w:hyperlink w:history="1" r:id="rIdofikwwhqbunhm0co4egtu">
+      <w:hyperlink w:history="1" r:id="rIdtey5kn7yjttxfp-aryp-y">
         <w:r>
           <w:rPr>
             <w:color w:val="0A4FA8"/>
@@ -351,7 +351,7 @@
         </w:numPr>
         <w:spacing w:after="60"/>
       </w:pPr>
-      <w:hyperlink w:history="1" r:id="rId0a6zpisfyzlgzzwe3o1yj">
+      <w:hyperlink w:history="1" r:id="rIdswg4vpqn8cfr7tgovzw0j">
         <w:r>
           <w:rPr>
             <w:color w:val="0A4FA8"/>

--- a/resources/dist/mapmaker/sheets/revolutionary-battles-1775-1776-teacher-notes-en.docx
+++ b/resources/dist/mapmaker/sheets/revolutionary-battles-1775-1776-teacher-notes-en.docx
@@ -45,7 +45,7 @@
         </w:rPr>
         <w:t xml:space="preserve">Map: </w:t>
       </w:r>
-      <w:hyperlink w:history="1" r:id="rIdwqw6xphqt9jdw8typlqy9">
+      <w:hyperlink w:history="1" r:id="rId0vh5xnppxbgorvrovmgqy">
         <w:r>
           <w:rPr>
             <w:color w:val="0A4FA8"/>
@@ -307,7 +307,7 @@
         </w:numPr>
         <w:spacing w:after="60"/>
       </w:pPr>
-      <w:hyperlink w:history="1" r:id="rId51pxhbibingkpkswcynil">
+      <w:hyperlink w:history="1" r:id="rIdcn9nlyygaafqwjwyk5urb">
         <w:r>
           <w:rPr>
             <w:color w:val="0A4FA8"/>
@@ -329,7 +329,7 @@
         </w:numPr>
         <w:spacing w:after="60"/>
       </w:pPr>
-      <w:hyperlink w:history="1" r:id="rIdtey5kn7yjttxfp-aryp-y">
+      <w:hyperlink w:history="1" r:id="rIdd-wg3ndgx___2ag1ksxxr">
         <w:r>
           <w:rPr>
             <w:color w:val="0A4FA8"/>
@@ -351,7 +351,7 @@
         </w:numPr>
         <w:spacing w:after="60"/>
       </w:pPr>
-      <w:hyperlink w:history="1" r:id="rIdswg4vpqn8cfr7tgovzw0j">
+      <w:hyperlink w:history="1" r:id="rIdagzmfrgbkk5l_sfihihxh">
         <w:r>
           <w:rPr>
             <w:color w:val="0A4FA8"/>

--- a/resources/dist/mapmaker/sheets/revolutionary-battles-1775-1776-teacher-notes-en.docx
+++ b/resources/dist/mapmaker/sheets/revolutionary-battles-1775-1776-teacher-notes-en.docx
@@ -45,7 +45,7 @@
         </w:rPr>
         <w:t xml:space="preserve">Map: </w:t>
       </w:r>
-      <w:hyperlink w:history="1" r:id="rId0vh5xnppxbgorvrovmgqy">
+      <w:hyperlink w:history="1" r:id="rIdikl4b3qq9gpchs_y3aufx">
         <w:r>
           <w:rPr>
             <w:color w:val="0A4FA8"/>
@@ -307,7 +307,7 @@
         </w:numPr>
         <w:spacing w:after="60"/>
       </w:pPr>
-      <w:hyperlink w:history="1" r:id="rIdcn9nlyygaafqwjwyk5urb">
+      <w:hyperlink w:history="1" r:id="rIdt4qprul8p-brzj8m6_ax6">
         <w:r>
           <w:rPr>
             <w:color w:val="0A4FA8"/>
@@ -329,7 +329,7 @@
         </w:numPr>
         <w:spacing w:after="60"/>
       </w:pPr>
-      <w:hyperlink w:history="1" r:id="rIdd-wg3ndgx___2ag1ksxxr">
+      <w:hyperlink w:history="1" r:id="rIdhaactduf-k0bemdsycimg">
         <w:r>
           <w:rPr>
             <w:color w:val="0A4FA8"/>
@@ -351,7 +351,7 @@
         </w:numPr>
         <w:spacing w:after="60"/>
       </w:pPr>
-      <w:hyperlink w:history="1" r:id="rIdagzmfrgbkk5l_sfihihxh">
+      <w:hyperlink w:history="1" r:id="rIdysqnu6pgyi2zzuktld8pm">
         <w:r>
           <w:rPr>
             <w:color w:val="0A4FA8"/>
